--- a/testakten/unterhalt-berechnungsakte-vollstaendig-rosenheim/04_einkommen_mira.docx
+++ b/testakten/unterhalt-berechnungsakte-vollstaendig-rosenheim/04_einkommen_mira.docx
@@ -65,7 +65,7 @@
               <w:br/>
               <w:t>Telefon 08031 389 44-0</w:t>
               <w:br/>
-              <w:t>kanzlei@eder-kollegen.example.invalid</w:t>
+              <w:t>kanzlei@eder-kollegen.de</w:t>
             </w:r>
           </w:p>
         </w:tc>
